--- a/TS Jatai Ghanam Project/TS 2.2/TS 2.2 Jatai Sanskrit Corrections.docx
+++ b/TS Jatai Ghanam Project/TS 2.2/TS 2.2 Jatai Sanskrit Corrections.docx
@@ -1,7 +1,341 @@
 
 <file path=word/document.xml><?xml version="1.0" encoding="utf-8"?>
-<w:document xmlns:wpc="http://schemas.microsoft.com/office/word/2010/wordprocessingCanvas" xmlns:cx="http://schemas.microsoft.com/office/drawing/2014/chartex" xmlns:cx1="http://schemas.microsoft.com/office/drawing/2015/9/8/chartex" xmlns:cx2="http://schemas.microsoft.com/office/drawing/2015/10/21/chartex" xmlns:cx3="http://schemas.microsoft.com/office/drawing/2016/5/9/chartex" xmlns:cx4="http://schemas.microsoft.com/office/drawing/2016/5/10/chartex" xmlns:cx5="http://schemas.microsoft.com/office/drawing/2016/5/11/chartex" xmlns:cx6="http://schemas.microsoft.com/office/drawing/2016/5/12/chartex" xmlns:cx7="http://schemas.microsoft.com/office/drawing/2016/5/13/chartex" xmlns:cx8="http://schemas.microsoft.com/office/drawing/2016/5/14/chartex" xmlns:mc="http://schemas.openxmlformats.org/markup-compatibility/2006" xmlns:aink="http://schemas.microsoft.com/office/drawing/2016/ink" xmlns:am3d="http://schemas.microsoft.com/office/drawing/2017/model3d" xmlns:o="urn:schemas-microsoft-com:office:office" xmlns:oel="http://schemas.microsoft.com/office/2019/extlst" xmlns:r="http://schemas.openxmlformats.org/officeDocument/2006/relationships" xmlns:m="http://schemas.openxmlformats.org/officeDocument/2006/math" xmlns:v="urn:schemas-microsoft-com:vml" xmlns:wp14="http://schemas.microsoft.com/office/word/2010/wordprocessingDrawing" xmlns:wp="http://schemas.openxmlformats.org/drawingml/2006/wordprocessingDrawing" xmlns:w10="urn:schemas-microsoft-com:office:word" xmlns:w="http://schemas.openxmlformats.org/wordprocessingml/2006/main" xmlns:w14="http://schemas.microsoft.com/office/word/2010/wordml" xmlns:w15="http://schemas.microsoft.com/office/word/2012/wordml" xmlns:w16cex="http://schemas.microsoft.com/office/word/2018/wordml/cex" xmlns:w16cid="http://schemas.microsoft.com/office/word/2016/wordml/cid" xmlns:w16="http://schemas.microsoft.com/office/word/2018/wordml" xmlns:w16sdtdh="http://schemas.microsoft.com/office/word/2020/wordml/sdtdatahash" xmlns:w16se="http://schemas.microsoft.com/office/word/2015/wordml/symex" xmlns:wpg="http://schemas.microsoft.com/office/word/2010/wordprocessingGroup" xmlns:wpi="http://schemas.microsoft.com/office/word/2010/wordprocessingInk" xmlns:wne="http://schemas.microsoft.com/office/word/2006/wordml" xmlns:wps="http://schemas.microsoft.com/office/word/2010/wordprocessingShape" mc:Ignorable="w14 w15 w16se w16cid w16 w16cex w16sdtdh wp14">
+<w:document xmlns:wpc="http://schemas.microsoft.com/office/word/2010/wordprocessingCanvas" xmlns:cx="http://schemas.microsoft.com/office/drawing/2014/chartex" xmlns:cx1="http://schemas.microsoft.com/office/drawing/2015/9/8/chartex" xmlns:cx2="http://schemas.microsoft.com/office/drawing/2015/10/21/chartex" xmlns:cx3="http://schemas.microsoft.com/office/drawing/2016/5/9/chartex" xmlns:cx4="http://schemas.microsoft.com/office/drawing/2016/5/10/chartex" xmlns:cx5="http://schemas.microsoft.com/office/drawing/2016/5/11/chartex" xmlns:cx6="http://schemas.microsoft.com/office/drawing/2016/5/12/chartex" xmlns:cx7="http://schemas.microsoft.com/office/drawing/2016/5/13/chartex" xmlns:cx8="http://schemas.microsoft.com/office/drawing/2016/5/14/chartex" xmlns:mc="http://schemas.openxmlformats.org/markup-compatibility/2006" xmlns:aink="http://schemas.microsoft.com/office/drawing/2016/ink" xmlns:am3d="http://schemas.microsoft.com/office/drawing/2017/model3d" xmlns:o="urn:schemas-microsoft-com:office:office" xmlns:oel="http://schemas.microsoft.com/office/2019/extlst" xmlns:r="http://schemas.openxmlformats.org/officeDocument/2006/relationships" xmlns:m="http://schemas.openxmlformats.org/officeDocument/2006/math" xmlns:v="urn:schemas-microsoft-com:vml" xmlns:wp14="http://schemas.microsoft.com/office/word/2010/wordprocessingDrawing" xmlns:wp="http://schemas.openxmlformats.org/drawingml/2006/wordprocessingDrawing" xmlns:w10="urn:schemas-microsoft-com:office:word" xmlns:w="http://schemas.openxmlformats.org/wordprocessingml/2006/main" xmlns:w14="http://schemas.microsoft.com/office/word/2010/wordml" xmlns:w15="http://schemas.microsoft.com/office/word/2012/wordml" xmlns:w16cex="http://schemas.microsoft.com/office/word/2018/wordml/cex" xmlns:w16cid="http://schemas.microsoft.com/office/word/2016/wordml/cid" xmlns:w16="http://schemas.microsoft.com/office/word/2018/wordml" xmlns:w16du="http://schemas.microsoft.com/office/word/2023/wordml/word16du" xmlns:w16sdtdh="http://schemas.microsoft.com/office/word/2020/wordml/sdtdatahash" xmlns:w16sdtfl="http://schemas.microsoft.com/office/word/2024/wordml/sdtformatlock" xmlns:w16se="http://schemas.microsoft.com/office/word/2015/wordml/symex" xmlns:wpg="http://schemas.microsoft.com/office/word/2010/wordprocessingGroup" xmlns:wpi="http://schemas.microsoft.com/office/word/2010/wordprocessingInk" xmlns:wne="http://schemas.microsoft.com/office/word/2006/wordml" xmlns:wps="http://schemas.microsoft.com/office/word/2010/wordprocessingShape" mc:Ignorable="w14 w15 w16se w16cid w16 w16cex w16sdtdh w16sdtfl w16du wp14">
   <w:body>
+    <w:p>
+      <w:pPr>
+        <w:spacing w:before="0" w:line="240" w:lineRule="auto"/>
+        <w:jc w:val="center"/>
+        <w:rPr>
+          <w:b/>
+          <w:bCs/>
+          <w:sz w:val="32"/>
+          <w:szCs w:val="32"/>
+          <w:u w:val="single"/>
+        </w:rPr>
+      </w:pPr>
+      <w:r>
+        <w:rPr>
+          <w:b/>
+          <w:bCs/>
+          <w:sz w:val="32"/>
+          <w:szCs w:val="32"/>
+          <w:u w:val="single"/>
+        </w:rPr>
+        <w:t xml:space="preserve">TS Jatai – TS 2.2 </w:t>
+      </w:r>
+      <w:r>
+        <w:rPr>
+          <w:b/>
+          <w:bCs/>
+          <w:sz w:val="32"/>
+          <w:szCs w:val="32"/>
+          <w:u w:val="single"/>
+        </w:rPr>
+        <w:t>Sanskrit</w:t>
+      </w:r>
+      <w:r>
+        <w:rPr>
+          <w:b/>
+          <w:bCs/>
+          <w:sz w:val="32"/>
+          <w:szCs w:val="32"/>
+          <w:u w:val="single"/>
+        </w:rPr>
+        <w:t xml:space="preserve"> Corrections – Observed till 3</w:t>
+      </w:r>
+      <w:r>
+        <w:rPr>
+          <w:b/>
+          <w:bCs/>
+          <w:sz w:val="32"/>
+          <w:szCs w:val="32"/>
+          <w:u w:val="single"/>
+        </w:rPr>
+        <w:t>1st</w:t>
+      </w:r>
+      <w:r>
+        <w:rPr>
+          <w:b/>
+          <w:bCs/>
+          <w:sz w:val="32"/>
+          <w:szCs w:val="32"/>
+          <w:u w:val="single"/>
+        </w:rPr>
+        <w:t xml:space="preserve"> Ju</w:t>
+      </w:r>
+      <w:r>
+        <w:rPr>
+          <w:b/>
+          <w:bCs/>
+          <w:sz w:val="32"/>
+          <w:szCs w:val="32"/>
+          <w:u w:val="single"/>
+        </w:rPr>
+        <w:t>ly</w:t>
+      </w:r>
+      <w:r>
+        <w:rPr>
+          <w:b/>
+          <w:bCs/>
+          <w:sz w:val="32"/>
+          <w:szCs w:val="32"/>
+          <w:u w:val="single"/>
+        </w:rPr>
+        <w:t xml:space="preserve"> 202</w:t>
+      </w:r>
+      <w:r>
+        <w:rPr>
+          <w:b/>
+          <w:bCs/>
+          <w:sz w:val="32"/>
+          <w:szCs w:val="32"/>
+          <w:u w:val="single"/>
+        </w:rPr>
+        <w:t>6</w:t>
+      </w:r>
+    </w:p>
+    <w:p>
+      <w:pPr>
+        <w:spacing w:before="0" w:line="240" w:lineRule="auto"/>
+        <w:jc w:val="center"/>
+        <w:rPr>
+          <w:b/>
+          <w:bCs/>
+          <w:sz w:val="28"/>
+          <w:szCs w:val="32"/>
+        </w:rPr>
+      </w:pPr>
+      <w:r>
+        <w:rPr>
+          <w:b/>
+          <w:bCs/>
+          <w:sz w:val="28"/>
+          <w:szCs w:val="32"/>
+        </w:rPr>
+        <w:t>(ignore those which are already incorporated in your book’s version and date)</w:t>
+      </w:r>
+    </w:p>
+    <w:tbl>
+      <w:tblPr>
+        <w:tblW w:w="14254" w:type="dxa"/>
+        <w:tblInd w:w="-792" w:type="dxa"/>
+        <w:tblBorders>
+          <w:top w:val="single" w:sz="4" w:space="0" w:color="000000"/>
+          <w:left w:val="single" w:sz="4" w:space="0" w:color="000000"/>
+          <w:bottom w:val="single" w:sz="4" w:space="0" w:color="000000"/>
+          <w:right w:val="single" w:sz="4" w:space="0" w:color="000000"/>
+          <w:insideH w:val="single" w:sz="4" w:space="0" w:color="000000"/>
+          <w:insideV w:val="single" w:sz="4" w:space="0" w:color="000000"/>
+        </w:tblBorders>
+        <w:tblLook w:val="04A0" w:firstRow="1" w:lastRow="0" w:firstColumn="1" w:lastColumn="0" w:noHBand="0" w:noVBand="1"/>
+      </w:tblPr>
+      <w:tblGrid>
+        <w:gridCol w:w="7166"/>
+        <w:gridCol w:w="7088"/>
+      </w:tblGrid>
+      <w:tr>
+        <w:tc>
+          <w:tcPr>
+            <w:tcW w:w="7166" w:type="dxa"/>
+          </w:tcPr>
+          <w:p>
+            <w:pPr>
+              <w:spacing w:before="0" w:line="240" w:lineRule="auto"/>
+              <w:jc w:val="center"/>
+              <w:rPr>
+                <w:b/>
+                <w:sz w:val="32"/>
+                <w:szCs w:val="32"/>
+              </w:rPr>
+            </w:pPr>
+            <w:r>
+              <w:rPr>
+                <w:b/>
+                <w:sz w:val="32"/>
+                <w:szCs w:val="32"/>
+              </w:rPr>
+              <w:t>As Printed</w:t>
+            </w:r>
+          </w:p>
+        </w:tc>
+        <w:tc>
+          <w:tcPr>
+            <w:tcW w:w="7088" w:type="dxa"/>
+          </w:tcPr>
+          <w:p>
+            <w:pPr>
+              <w:spacing w:before="0" w:line="240" w:lineRule="auto"/>
+              <w:ind w:right="-18"/>
+              <w:jc w:val="center"/>
+              <w:rPr>
+                <w:b/>
+                <w:sz w:val="32"/>
+                <w:szCs w:val="32"/>
+              </w:rPr>
+            </w:pPr>
+            <w:r>
+              <w:rPr>
+                <w:b/>
+                <w:sz w:val="32"/>
+                <w:szCs w:val="32"/>
+              </w:rPr>
+              <w:t>To be read as or corrected as</w:t>
+            </w:r>
+            <w:r>
+              <w:rPr>
+                <w:b/>
+                <w:sz w:val="32"/>
+                <w:szCs w:val="32"/>
+              </w:rPr>
+              <w:t xml:space="preserve"> </w:t>
+            </w:r>
+          </w:p>
+        </w:tc>
+      </w:tr>
+      <w:tr>
+        <w:trPr>
+          <w:trHeight w:val="757"/>
+        </w:trPr>
+        <w:tc>
+          <w:tcPr>
+            <w:tcW w:w="7166" w:type="dxa"/>
+          </w:tcPr>
+          <w:p>
+            <w:pPr>
+              <w:widowControl w:val="0"/>
+              <w:autoSpaceDE w:val="0"/>
+              <w:autoSpaceDN w:val="0"/>
+              <w:adjustRightInd w:val="0"/>
+              <w:spacing w:before="0" w:line="240" w:lineRule="auto"/>
+              <w:rPr>
+                <w:rFonts w:cs="BRH Malayalam Extra"/>
+                <w:b/>
+                <w:bCs/>
+                <w:color w:val="000000"/>
+                <w:szCs w:val="40"/>
+              </w:rPr>
+            </w:pPr>
+            <w:r>
+              <w:rPr>
+                <w:rFonts w:cs="BRH Malayalam Extra"/>
+                <w:b/>
+                <w:bCs/>
+                <w:color w:val="000000"/>
+                <w:szCs w:val="40"/>
+              </w:rPr>
+              <w:t>None           None        None                    None</w:t>
+            </w:r>
+          </w:p>
+        </w:tc>
+        <w:tc>
+          <w:tcPr>
+            <w:tcW w:w="7088" w:type="dxa"/>
+          </w:tcPr>
+          <w:p>
+            <w:pPr>
+              <w:widowControl w:val="0"/>
+              <w:autoSpaceDE w:val="0"/>
+              <w:autoSpaceDN w:val="0"/>
+              <w:adjustRightInd w:val="0"/>
+              <w:spacing w:before="0" w:line="240" w:lineRule="auto"/>
+              <w:rPr>
+                <w:rFonts w:cs="BRH Malayalam Extra"/>
+                <w:b/>
+                <w:bCs/>
+                <w:color w:val="000000"/>
+                <w:szCs w:val="40"/>
+              </w:rPr>
+            </w:pPr>
+            <w:r>
+              <w:rPr>
+                <w:rFonts w:cs="BRH Malayalam Extra"/>
+                <w:b/>
+                <w:bCs/>
+                <w:color w:val="000000"/>
+                <w:szCs w:val="40"/>
+              </w:rPr>
+              <w:t>None           None        None                    None</w:t>
+            </w:r>
+          </w:p>
+        </w:tc>
+      </w:tr>
+    </w:tbl>
+    <w:p>
+      <w:pPr>
+        <w:spacing w:before="0" w:line="240" w:lineRule="auto"/>
+        <w:jc w:val="center"/>
+        <w:rPr>
+          <w:b/>
+          <w:bCs/>
+          <w:sz w:val="32"/>
+          <w:szCs w:val="32"/>
+          <w:u w:val="single"/>
+        </w:rPr>
+      </w:pPr>
+      <w:r>
+        <w:rPr>
+          <w:b/>
+          <w:bCs/>
+          <w:sz w:val="32"/>
+          <w:szCs w:val="32"/>
+          <w:u w:val="single"/>
+        </w:rPr>
+        <w:t>================</w:t>
+      </w:r>
+    </w:p>
+    <w:p>
+      <w:pPr>
+        <w:spacing w:before="0" w:line="240" w:lineRule="auto"/>
+        <w:jc w:val="center"/>
+        <w:rPr>
+          <w:b/>
+          <w:bCs/>
+          <w:sz w:val="32"/>
+          <w:szCs w:val="32"/>
+          <w:u w:val="single"/>
+        </w:rPr>
+      </w:pPr>
+    </w:p>
+    <w:p>
+      <w:pPr>
+        <w:spacing w:before="0" w:line="240" w:lineRule="auto"/>
+        <w:jc w:val="center"/>
+        <w:rPr>
+          <w:b/>
+          <w:bCs/>
+          <w:sz w:val="32"/>
+          <w:szCs w:val="32"/>
+          <w:u w:val="single"/>
+        </w:rPr>
+      </w:pPr>
+    </w:p>
+    <w:p>
+      <w:pPr>
+        <w:spacing w:before="0" w:line="240" w:lineRule="auto"/>
+        <w:jc w:val="center"/>
+        <w:rPr>
+          <w:b/>
+          <w:bCs/>
+          <w:sz w:val="32"/>
+          <w:szCs w:val="32"/>
+          <w:u w:val="single"/>
+        </w:rPr>
+      </w:pPr>
+    </w:p>
+    <w:p>
+      <w:pPr>
+        <w:spacing w:before="0" w:line="240" w:lineRule="auto"/>
+        <w:jc w:val="center"/>
+        <w:rPr>
+          <w:b/>
+          <w:bCs/>
+          <w:sz w:val="32"/>
+          <w:szCs w:val="32"/>
+          <w:u w:val="single"/>
+        </w:rPr>
+      </w:pPr>
+    </w:p>
     <w:p>
       <w:pPr>
         <w:spacing w:before="0" w:line="240" w:lineRule="auto"/>
@@ -123,27 +457,7 @@
           <w:sz w:val="28"/>
           <w:szCs w:val="32"/>
         </w:rPr>
-        <w:t>(</w:t>
-      </w:r>
-      <w:proofErr w:type="gramStart"/>
-      <w:r>
-        <w:rPr>
-          <w:b/>
-          <w:bCs/>
-          <w:sz w:val="28"/>
-          <w:szCs w:val="32"/>
-        </w:rPr>
-        <w:t>ignore</w:t>
-      </w:r>
-      <w:proofErr w:type="gramEnd"/>
-      <w:r>
-        <w:rPr>
-          <w:b/>
-          <w:bCs/>
-          <w:sz w:val="28"/>
-          <w:szCs w:val="32"/>
-        </w:rPr>
-        <w:t xml:space="preserve"> those which are already incorporated in your book’s version and date)</w:t>
+        <w:t>(ignore those which are already incorporated in your book’s version and date)</w:t>
       </w:r>
     </w:p>
     <w:tbl>
@@ -2016,7 +2330,17 @@
                 <w:sz w:val="32"/>
                 <w:szCs w:val="40"/>
               </w:rPr>
-              <w:t xml:space="preserve"> qÉlÉþluÉuÉcÉÉ</w:t>
+              <w:t xml:space="preserve"> </w:t>
+            </w:r>
+            <w:r>
+              <w:rPr>
+                <w:rFonts w:ascii="BRH Devanagari Extra" w:hAnsi="BRH Devanagari Extra" w:cs="BRH Devanagari Extra"/>
+                <w:color w:val="000000"/>
+                <w:sz w:val="32"/>
+                <w:szCs w:val="40"/>
+              </w:rPr>
+              <w:lastRenderedPageBreak/>
+              <w:t>qÉlÉþluÉuÉcÉÉ</w:t>
             </w:r>
             <w:r>
               <w:rPr>
@@ -2766,6 +3090,7 @@
                 <w:color w:val="000000"/>
                 <w:szCs w:val="40"/>
               </w:rPr>
+              <w:lastRenderedPageBreak/>
               <w:t>15</w:t>
             </w:r>
             <w:r>
@@ -3044,7 +3369,17 @@
                 <w:sz w:val="32"/>
                 <w:szCs w:val="40"/>
               </w:rPr>
-              <w:t xml:space="preserve"> qÉlÉþluÉuÉcÉÉ</w:t>
+              <w:t xml:space="preserve"> </w:t>
+            </w:r>
+            <w:r>
+              <w:rPr>
+                <w:rFonts w:ascii="BRH Devanagari Extra" w:hAnsi="BRH Devanagari Extra" w:cs="BRH Devanagari Extra"/>
+                <w:color w:val="000000"/>
+                <w:sz w:val="32"/>
+                <w:szCs w:val="40"/>
+              </w:rPr>
+              <w:lastRenderedPageBreak/>
+              <w:t>qÉlÉþluÉuÉcÉÉ</w:t>
             </w:r>
             <w:r>
               <w:rPr>
@@ -6283,6 +6618,7 @@
                 <w:color w:val="000000"/>
                 <w:szCs w:val="40"/>
               </w:rPr>
+              <w:lastRenderedPageBreak/>
               <w:t>60</w:t>
             </w:r>
             <w:r>
@@ -8232,7 +8568,6 @@
                 <w:color w:val="000000"/>
                 <w:szCs w:val="40"/>
               </w:rPr>
-              <w:lastRenderedPageBreak/>
               <w:t>35</w:t>
             </w:r>
             <w:r>
@@ -10215,6 +10550,7 @@
                 <w:color w:val="000000"/>
                 <w:szCs w:val="40"/>
               </w:rPr>
+              <w:lastRenderedPageBreak/>
               <w:t>16</w:t>
             </w:r>
             <w:r>
@@ -11799,6 +12135,7 @@
               </w:rPr>
               <w:t>1</w:t>
             </w:r>
+            <w:proofErr w:type="gramStart"/>
             <w:r>
               <w:rPr>
                 <w:rFonts w:ascii="BRH Malayalam Extra" w:hAnsi="BRH Malayalam Extra" w:cs="BRH Devanagari Extra"/>
@@ -11829,7 +12166,16 @@
                 <w:sz w:val="32"/>
                 <w:szCs w:val="40"/>
               </w:rPr>
-              <w:t>cÉUþliÉ qÉÍpÉ</w:t>
+              <w:t>cÉUþliÉ</w:t>
+            </w:r>
+            <w:proofErr w:type="gramEnd"/>
+            <w:r>
+              <w:rPr>
+                <w:rFonts w:ascii="BRH Devanagari Extra" w:hAnsi="BRH Devanagari Extra" w:cs="BRH Devanagari Extra"/>
+                <w:sz w:val="32"/>
+                <w:szCs w:val="40"/>
+              </w:rPr>
+              <w:t xml:space="preserve"> qÉÍpÉ</w:t>
             </w:r>
             <w:r>
               <w:rPr>
@@ -12112,6 +12458,7 @@
               </w:rPr>
               <w:t>1</w:t>
             </w:r>
+            <w:proofErr w:type="gramStart"/>
             <w:r>
               <w:rPr>
                 <w:rFonts w:ascii="BRH Malayalam Extra" w:hAnsi="BRH Malayalam Extra" w:cs="BRH Devanagari Extra"/>
@@ -12136,6 +12483,7 @@
               </w:rPr>
               <w:t>ÍpÉ</w:t>
             </w:r>
+            <w:proofErr w:type="gramEnd"/>
             <w:r>
               <w:rPr>
                 <w:rFonts w:ascii="BRH Malayalam Extra" w:hAnsi="BRH Malayalam Extra" w:cs="BRH Devanagari Extra"/>
@@ -12212,7 +12560,6 @@
                 <w:color w:val="000000"/>
                 <w:szCs w:val="40"/>
               </w:rPr>
-              <w:lastRenderedPageBreak/>
               <w:t>49</w:t>
             </w:r>
             <w:r>
@@ -14156,6 +14503,7 @@
                 <w:sz w:val="32"/>
                 <w:szCs w:val="40"/>
               </w:rPr>
+              <w:lastRenderedPageBreak/>
               <w:t>S</w:t>
             </w:r>
             <w:r>
@@ -14970,6 +15318,7 @@
                 <w:color w:val="000000"/>
                 <w:szCs w:val="40"/>
               </w:rPr>
+              <w:lastRenderedPageBreak/>
               <w:t>41</w:t>
             </w:r>
             <w:r>
@@ -15186,6 +15535,7 @@
                 <w:sz w:val="32"/>
                 <w:szCs w:val="40"/>
               </w:rPr>
+              <w:lastRenderedPageBreak/>
               <w:t>S</w:t>
             </w:r>
             <w:r>
@@ -18471,27 +18821,8 @@
           <w:sz w:val="28"/>
           <w:szCs w:val="32"/>
         </w:rPr>
-        <w:t>(</w:t>
-      </w:r>
-      <w:proofErr w:type="gramStart"/>
-      <w:r>
-        <w:rPr>
-          <w:b/>
-          <w:bCs/>
-          <w:sz w:val="28"/>
-          <w:szCs w:val="32"/>
-        </w:rPr>
-        <w:t>ignore</w:t>
-      </w:r>
-      <w:proofErr w:type="gramEnd"/>
-      <w:r>
-        <w:rPr>
-          <w:b/>
-          <w:bCs/>
-          <w:sz w:val="28"/>
-          <w:szCs w:val="32"/>
-        </w:rPr>
-        <w:t xml:space="preserve"> those which are already incorporated in your book’s version and date)</w:t>
+        <w:lastRenderedPageBreak/>
+        <w:t>(ignore those which are already incorporated in your book’s version and date)</w:t>
       </w:r>
     </w:p>
     <w:tbl>
@@ -18765,7 +19096,7 @@
 </file>
 
 <file path=word/endnotes.xml><?xml version="1.0" encoding="utf-8"?>
-<w:endnotes xmlns:wpc="http://schemas.microsoft.com/office/word/2010/wordprocessingCanvas" xmlns:cx="http://schemas.microsoft.com/office/drawing/2014/chartex" xmlns:cx1="http://schemas.microsoft.com/office/drawing/2015/9/8/chartex" xmlns:cx2="http://schemas.microsoft.com/office/drawing/2015/10/21/chartex" xmlns:cx3="http://schemas.microsoft.com/office/drawing/2016/5/9/chartex" xmlns:cx4="http://schemas.microsoft.com/office/drawing/2016/5/10/chartex" xmlns:cx5="http://schemas.microsoft.com/office/drawing/2016/5/11/chartex" xmlns:cx6="http://schemas.microsoft.com/office/drawing/2016/5/12/chartex" xmlns:cx7="http://schemas.microsoft.com/office/drawing/2016/5/13/chartex" xmlns:cx8="http://schemas.microsoft.com/office/drawing/2016/5/14/chartex" xmlns:mc="http://schemas.openxmlformats.org/markup-compatibility/2006" xmlns:aink="http://schemas.microsoft.com/office/drawing/2016/ink" xmlns:am3d="http://schemas.microsoft.com/office/drawing/2017/model3d" xmlns:o="urn:schemas-microsoft-com:office:office" xmlns:oel="http://schemas.microsoft.com/office/2019/extlst" xmlns:r="http://schemas.openxmlformats.org/officeDocument/2006/relationships" xmlns:m="http://schemas.openxmlformats.org/officeDocument/2006/math" xmlns:v="urn:schemas-microsoft-com:vml" xmlns:wp14="http://schemas.microsoft.com/office/word/2010/wordprocessingDrawing" xmlns:wp="http://schemas.openxmlformats.org/drawingml/2006/wordprocessingDrawing" xmlns:w10="urn:schemas-microsoft-com:office:word" xmlns:w="http://schemas.openxmlformats.org/wordprocessingml/2006/main" xmlns:w14="http://schemas.microsoft.com/office/word/2010/wordml" xmlns:w15="http://schemas.microsoft.com/office/word/2012/wordml" xmlns:w16cex="http://schemas.microsoft.com/office/word/2018/wordml/cex" xmlns:w16cid="http://schemas.microsoft.com/office/word/2016/wordml/cid" xmlns:w16="http://schemas.microsoft.com/office/word/2018/wordml" xmlns:w16sdtdh="http://schemas.microsoft.com/office/word/2020/wordml/sdtdatahash" xmlns:w16se="http://schemas.microsoft.com/office/word/2015/wordml/symex" xmlns:wpg="http://schemas.microsoft.com/office/word/2010/wordprocessingGroup" xmlns:wpi="http://schemas.microsoft.com/office/word/2010/wordprocessingInk" xmlns:wne="http://schemas.microsoft.com/office/word/2006/wordml" xmlns:wps="http://schemas.microsoft.com/office/word/2010/wordprocessingShape" mc:Ignorable="w14 w15 w16se w16cid w16 w16cex w16sdtdh wp14">
+<w:endnotes xmlns:wpc="http://schemas.microsoft.com/office/word/2010/wordprocessingCanvas" xmlns:cx="http://schemas.microsoft.com/office/drawing/2014/chartex" xmlns:cx1="http://schemas.microsoft.com/office/drawing/2015/9/8/chartex" xmlns:cx2="http://schemas.microsoft.com/office/drawing/2015/10/21/chartex" xmlns:cx3="http://schemas.microsoft.com/office/drawing/2016/5/9/chartex" xmlns:cx4="http://schemas.microsoft.com/office/drawing/2016/5/10/chartex" xmlns:cx5="http://schemas.microsoft.com/office/drawing/2016/5/11/chartex" xmlns:cx6="http://schemas.microsoft.com/office/drawing/2016/5/12/chartex" xmlns:cx7="http://schemas.microsoft.com/office/drawing/2016/5/13/chartex" xmlns:cx8="http://schemas.microsoft.com/office/drawing/2016/5/14/chartex" xmlns:mc="http://schemas.openxmlformats.org/markup-compatibility/2006" xmlns:aink="http://schemas.microsoft.com/office/drawing/2016/ink" xmlns:am3d="http://schemas.microsoft.com/office/drawing/2017/model3d" xmlns:o="urn:schemas-microsoft-com:office:office" xmlns:oel="http://schemas.microsoft.com/office/2019/extlst" xmlns:r="http://schemas.openxmlformats.org/officeDocument/2006/relationships" xmlns:m="http://schemas.openxmlformats.org/officeDocument/2006/math" xmlns:v="urn:schemas-microsoft-com:vml" xmlns:wp14="http://schemas.microsoft.com/office/word/2010/wordprocessingDrawing" xmlns:wp="http://schemas.openxmlformats.org/drawingml/2006/wordprocessingDrawing" xmlns:w10="urn:schemas-microsoft-com:office:word" xmlns:w="http://schemas.openxmlformats.org/wordprocessingml/2006/main" xmlns:w14="http://schemas.microsoft.com/office/word/2010/wordml" xmlns:w15="http://schemas.microsoft.com/office/word/2012/wordml" xmlns:w16cex="http://schemas.microsoft.com/office/word/2018/wordml/cex" xmlns:w16cid="http://schemas.microsoft.com/office/word/2016/wordml/cid" xmlns:w16="http://schemas.microsoft.com/office/word/2018/wordml" xmlns:w16du="http://schemas.microsoft.com/office/word/2023/wordml/word16du" xmlns:w16sdtdh="http://schemas.microsoft.com/office/word/2020/wordml/sdtdatahash" xmlns:w16sdtfl="http://schemas.microsoft.com/office/word/2024/wordml/sdtformatlock" xmlns:w16se="http://schemas.microsoft.com/office/word/2015/wordml/symex" xmlns:wpg="http://schemas.microsoft.com/office/word/2010/wordprocessingGroup" xmlns:wpi="http://schemas.microsoft.com/office/word/2010/wordprocessingInk" xmlns:wne="http://schemas.microsoft.com/office/word/2006/wordml" xmlns:wps="http://schemas.microsoft.com/office/word/2010/wordprocessingShape" mc:Ignorable="w14 w15 w16se w16cid w16 w16cex w16sdtdh w16sdtfl w16du wp14">
   <w:endnote w:type="separator" w:id="-1">
     <w:p>
       <w:pPr>
@@ -18790,7 +19121,7 @@
 </file>
 
 <file path=word/footer1.xml><?xml version="1.0" encoding="utf-8"?>
-<w:ftr xmlns:wpc="http://schemas.microsoft.com/office/word/2010/wordprocessingCanvas" xmlns:cx="http://schemas.microsoft.com/office/drawing/2014/chartex" xmlns:cx1="http://schemas.microsoft.com/office/drawing/2015/9/8/chartex" xmlns:cx2="http://schemas.microsoft.com/office/drawing/2015/10/21/chartex" xmlns:cx3="http://schemas.microsoft.com/office/drawing/2016/5/9/chartex" xmlns:cx4="http://schemas.microsoft.com/office/drawing/2016/5/10/chartex" xmlns:cx5="http://schemas.microsoft.com/office/drawing/2016/5/11/chartex" xmlns:cx6="http://schemas.microsoft.com/office/drawing/2016/5/12/chartex" xmlns:cx7="http://schemas.microsoft.com/office/drawing/2016/5/13/chartex" xmlns:cx8="http://schemas.microsoft.com/office/drawing/2016/5/14/chartex" xmlns:mc="http://schemas.openxmlformats.org/markup-compatibility/2006" xmlns:aink="http://schemas.microsoft.com/office/drawing/2016/ink" xmlns:am3d="http://schemas.microsoft.com/office/drawing/2017/model3d" xmlns:o="urn:schemas-microsoft-com:office:office" xmlns:oel="http://schemas.microsoft.com/office/2019/extlst" xmlns:r="http://schemas.openxmlformats.org/officeDocument/2006/relationships" xmlns:m="http://schemas.openxmlformats.org/officeDocument/2006/math" xmlns:v="urn:schemas-microsoft-com:vml" xmlns:wp14="http://schemas.microsoft.com/office/word/2010/wordprocessingDrawing" xmlns:wp="http://schemas.openxmlformats.org/drawingml/2006/wordprocessingDrawing" xmlns:w10="urn:schemas-microsoft-com:office:word" xmlns:w="http://schemas.openxmlformats.org/wordprocessingml/2006/main" xmlns:w14="http://schemas.microsoft.com/office/word/2010/wordml" xmlns:w15="http://schemas.microsoft.com/office/word/2012/wordml" xmlns:w16cex="http://schemas.microsoft.com/office/word/2018/wordml/cex" xmlns:w16cid="http://schemas.microsoft.com/office/word/2016/wordml/cid" xmlns:w16="http://schemas.microsoft.com/office/word/2018/wordml" xmlns:w16sdtdh="http://schemas.microsoft.com/office/word/2020/wordml/sdtdatahash" xmlns:w16se="http://schemas.microsoft.com/office/word/2015/wordml/symex" xmlns:wpg="http://schemas.microsoft.com/office/word/2010/wordprocessingGroup" xmlns:wpi="http://schemas.microsoft.com/office/word/2010/wordprocessingInk" xmlns:wne="http://schemas.microsoft.com/office/word/2006/wordml" xmlns:wps="http://schemas.microsoft.com/office/word/2010/wordprocessingShape" mc:Ignorable="w14 w15 w16se w16cid w16 w16cex w16sdtdh wp14">
+<w:ftr xmlns:wpc="http://schemas.microsoft.com/office/word/2010/wordprocessingCanvas" xmlns:cx="http://schemas.microsoft.com/office/drawing/2014/chartex" xmlns:cx1="http://schemas.microsoft.com/office/drawing/2015/9/8/chartex" xmlns:cx2="http://schemas.microsoft.com/office/drawing/2015/10/21/chartex" xmlns:cx3="http://schemas.microsoft.com/office/drawing/2016/5/9/chartex" xmlns:cx4="http://schemas.microsoft.com/office/drawing/2016/5/10/chartex" xmlns:cx5="http://schemas.microsoft.com/office/drawing/2016/5/11/chartex" xmlns:cx6="http://schemas.microsoft.com/office/drawing/2016/5/12/chartex" xmlns:cx7="http://schemas.microsoft.com/office/drawing/2016/5/13/chartex" xmlns:cx8="http://schemas.microsoft.com/office/drawing/2016/5/14/chartex" xmlns:mc="http://schemas.openxmlformats.org/markup-compatibility/2006" xmlns:aink="http://schemas.microsoft.com/office/drawing/2016/ink" xmlns:am3d="http://schemas.microsoft.com/office/drawing/2017/model3d" xmlns:o="urn:schemas-microsoft-com:office:office" xmlns:oel="http://schemas.microsoft.com/office/2019/extlst" xmlns:r="http://schemas.openxmlformats.org/officeDocument/2006/relationships" xmlns:m="http://schemas.openxmlformats.org/officeDocument/2006/math" xmlns:v="urn:schemas-microsoft-com:vml" xmlns:wp14="http://schemas.microsoft.com/office/word/2010/wordprocessingDrawing" xmlns:wp="http://schemas.openxmlformats.org/drawingml/2006/wordprocessingDrawing" xmlns:w10="urn:schemas-microsoft-com:office:word" xmlns:w="http://schemas.openxmlformats.org/wordprocessingml/2006/main" xmlns:w14="http://schemas.microsoft.com/office/word/2010/wordml" xmlns:w15="http://schemas.microsoft.com/office/word/2012/wordml" xmlns:w16cex="http://schemas.microsoft.com/office/word/2018/wordml/cex" xmlns:w16cid="http://schemas.microsoft.com/office/word/2016/wordml/cid" xmlns:w16="http://schemas.microsoft.com/office/word/2018/wordml" xmlns:w16du="http://schemas.microsoft.com/office/word/2023/wordml/word16du" xmlns:w16sdtdh="http://schemas.microsoft.com/office/word/2020/wordml/sdtdatahash" xmlns:w16sdtfl="http://schemas.microsoft.com/office/word/2024/wordml/sdtformatlock" xmlns:w16se="http://schemas.microsoft.com/office/word/2015/wordml/symex" xmlns:wpg="http://schemas.microsoft.com/office/word/2010/wordprocessingGroup" xmlns:wpi="http://schemas.microsoft.com/office/word/2010/wordprocessingInk" xmlns:wne="http://schemas.microsoft.com/office/word/2006/wordml" xmlns:wps="http://schemas.microsoft.com/office/word/2010/wordprocessingShape" mc:Ignorable="w14 w15 w16se w16cid w16 w16cex w16sdtdh w16sdtfl w16du wp14">
   <w:p>
     <w:pPr>
       <w:pBdr>
@@ -18975,7 +19306,7 @@
 </file>
 
 <file path=word/footer2.xml><?xml version="1.0" encoding="utf-8"?>
-<w:ftr xmlns:wpc="http://schemas.microsoft.com/office/word/2010/wordprocessingCanvas" xmlns:cx="http://schemas.microsoft.com/office/drawing/2014/chartex" xmlns:cx1="http://schemas.microsoft.com/office/drawing/2015/9/8/chartex" xmlns:cx2="http://schemas.microsoft.com/office/drawing/2015/10/21/chartex" xmlns:cx3="http://schemas.microsoft.com/office/drawing/2016/5/9/chartex" xmlns:cx4="http://schemas.microsoft.com/office/drawing/2016/5/10/chartex" xmlns:cx5="http://schemas.microsoft.com/office/drawing/2016/5/11/chartex" xmlns:cx6="http://schemas.microsoft.com/office/drawing/2016/5/12/chartex" xmlns:cx7="http://schemas.microsoft.com/office/drawing/2016/5/13/chartex" xmlns:cx8="http://schemas.microsoft.com/office/drawing/2016/5/14/chartex" xmlns:mc="http://schemas.openxmlformats.org/markup-compatibility/2006" xmlns:aink="http://schemas.microsoft.com/office/drawing/2016/ink" xmlns:am3d="http://schemas.microsoft.com/office/drawing/2017/model3d" xmlns:o="urn:schemas-microsoft-com:office:office" xmlns:oel="http://schemas.microsoft.com/office/2019/extlst" xmlns:r="http://schemas.openxmlformats.org/officeDocument/2006/relationships" xmlns:m="http://schemas.openxmlformats.org/officeDocument/2006/math" xmlns:v="urn:schemas-microsoft-com:vml" xmlns:wp14="http://schemas.microsoft.com/office/word/2010/wordprocessingDrawing" xmlns:wp="http://schemas.openxmlformats.org/drawingml/2006/wordprocessingDrawing" xmlns:w10="urn:schemas-microsoft-com:office:word" xmlns:w="http://schemas.openxmlformats.org/wordprocessingml/2006/main" xmlns:w14="http://schemas.microsoft.com/office/word/2010/wordml" xmlns:w15="http://schemas.microsoft.com/office/word/2012/wordml" xmlns:w16cex="http://schemas.microsoft.com/office/word/2018/wordml/cex" xmlns:w16cid="http://schemas.microsoft.com/office/word/2016/wordml/cid" xmlns:w16="http://schemas.microsoft.com/office/word/2018/wordml" xmlns:w16sdtdh="http://schemas.microsoft.com/office/word/2020/wordml/sdtdatahash" xmlns:w16se="http://schemas.microsoft.com/office/word/2015/wordml/symex" xmlns:wpg="http://schemas.microsoft.com/office/word/2010/wordprocessingGroup" xmlns:wpi="http://schemas.microsoft.com/office/word/2010/wordprocessingInk" xmlns:wne="http://schemas.microsoft.com/office/word/2006/wordml" xmlns:wps="http://schemas.microsoft.com/office/word/2010/wordprocessingShape" mc:Ignorable="w14 w15 w16se w16cid w16 w16cex w16sdtdh wp14">
+<w:ftr xmlns:wpc="http://schemas.microsoft.com/office/word/2010/wordprocessingCanvas" xmlns:cx="http://schemas.microsoft.com/office/drawing/2014/chartex" xmlns:cx1="http://schemas.microsoft.com/office/drawing/2015/9/8/chartex" xmlns:cx2="http://schemas.microsoft.com/office/drawing/2015/10/21/chartex" xmlns:cx3="http://schemas.microsoft.com/office/drawing/2016/5/9/chartex" xmlns:cx4="http://schemas.microsoft.com/office/drawing/2016/5/10/chartex" xmlns:cx5="http://schemas.microsoft.com/office/drawing/2016/5/11/chartex" xmlns:cx6="http://schemas.microsoft.com/office/drawing/2016/5/12/chartex" xmlns:cx7="http://schemas.microsoft.com/office/drawing/2016/5/13/chartex" xmlns:cx8="http://schemas.microsoft.com/office/drawing/2016/5/14/chartex" xmlns:mc="http://schemas.openxmlformats.org/markup-compatibility/2006" xmlns:aink="http://schemas.microsoft.com/office/drawing/2016/ink" xmlns:am3d="http://schemas.microsoft.com/office/drawing/2017/model3d" xmlns:o="urn:schemas-microsoft-com:office:office" xmlns:oel="http://schemas.microsoft.com/office/2019/extlst" xmlns:r="http://schemas.openxmlformats.org/officeDocument/2006/relationships" xmlns:m="http://schemas.openxmlformats.org/officeDocument/2006/math" xmlns:v="urn:schemas-microsoft-com:vml" xmlns:wp14="http://schemas.microsoft.com/office/word/2010/wordprocessingDrawing" xmlns:wp="http://schemas.openxmlformats.org/drawingml/2006/wordprocessingDrawing" xmlns:w10="urn:schemas-microsoft-com:office:word" xmlns:w="http://schemas.openxmlformats.org/wordprocessingml/2006/main" xmlns:w14="http://schemas.microsoft.com/office/word/2010/wordml" xmlns:w15="http://schemas.microsoft.com/office/word/2012/wordml" xmlns:w16cex="http://schemas.microsoft.com/office/word/2018/wordml/cex" xmlns:w16cid="http://schemas.microsoft.com/office/word/2016/wordml/cid" xmlns:w16="http://schemas.microsoft.com/office/word/2018/wordml" xmlns:w16du="http://schemas.microsoft.com/office/word/2023/wordml/word16du" xmlns:w16sdtdh="http://schemas.microsoft.com/office/word/2020/wordml/sdtdatahash" xmlns:w16sdtfl="http://schemas.microsoft.com/office/word/2024/wordml/sdtformatlock" xmlns:w16se="http://schemas.microsoft.com/office/word/2015/wordml/symex" xmlns:wpg="http://schemas.microsoft.com/office/word/2010/wordprocessingGroup" xmlns:wpi="http://schemas.microsoft.com/office/word/2010/wordprocessingInk" xmlns:wne="http://schemas.microsoft.com/office/word/2006/wordml" xmlns:wps="http://schemas.microsoft.com/office/word/2010/wordprocessingShape" mc:Ignorable="w14 w15 w16se w16cid w16 w16cex w16sdtdh w16sdtfl w16du wp14">
   <w:p>
     <w:pPr>
       <w:pBdr>
@@ -19181,7 +19512,7 @@
 </file>
 
 <file path=word/footer3.xml><?xml version="1.0" encoding="utf-8"?>
-<w:ftr xmlns:wpc="http://schemas.microsoft.com/office/word/2010/wordprocessingCanvas" xmlns:cx="http://schemas.microsoft.com/office/drawing/2014/chartex" xmlns:cx1="http://schemas.microsoft.com/office/drawing/2015/9/8/chartex" xmlns:cx2="http://schemas.microsoft.com/office/drawing/2015/10/21/chartex" xmlns:cx3="http://schemas.microsoft.com/office/drawing/2016/5/9/chartex" xmlns:cx4="http://schemas.microsoft.com/office/drawing/2016/5/10/chartex" xmlns:cx5="http://schemas.microsoft.com/office/drawing/2016/5/11/chartex" xmlns:cx6="http://schemas.microsoft.com/office/drawing/2016/5/12/chartex" xmlns:cx7="http://schemas.microsoft.com/office/drawing/2016/5/13/chartex" xmlns:cx8="http://schemas.microsoft.com/office/drawing/2016/5/14/chartex" xmlns:mc="http://schemas.openxmlformats.org/markup-compatibility/2006" xmlns:aink="http://schemas.microsoft.com/office/drawing/2016/ink" xmlns:am3d="http://schemas.microsoft.com/office/drawing/2017/model3d" xmlns:o="urn:schemas-microsoft-com:office:office" xmlns:oel="http://schemas.microsoft.com/office/2019/extlst" xmlns:r="http://schemas.openxmlformats.org/officeDocument/2006/relationships" xmlns:m="http://schemas.openxmlformats.org/officeDocument/2006/math" xmlns:v="urn:schemas-microsoft-com:vml" xmlns:wp14="http://schemas.microsoft.com/office/word/2010/wordprocessingDrawing" xmlns:wp="http://schemas.openxmlformats.org/drawingml/2006/wordprocessingDrawing" xmlns:w10="urn:schemas-microsoft-com:office:word" xmlns:w="http://schemas.openxmlformats.org/wordprocessingml/2006/main" xmlns:w14="http://schemas.microsoft.com/office/word/2010/wordml" xmlns:w15="http://schemas.microsoft.com/office/word/2012/wordml" xmlns:w16cex="http://schemas.microsoft.com/office/word/2018/wordml/cex" xmlns:w16cid="http://schemas.microsoft.com/office/word/2016/wordml/cid" xmlns:w16="http://schemas.microsoft.com/office/word/2018/wordml" xmlns:w16sdtdh="http://schemas.microsoft.com/office/word/2020/wordml/sdtdatahash" xmlns:w16se="http://schemas.microsoft.com/office/word/2015/wordml/symex" xmlns:wpg="http://schemas.microsoft.com/office/word/2010/wordprocessingGroup" xmlns:wpi="http://schemas.microsoft.com/office/word/2010/wordprocessingInk" xmlns:wne="http://schemas.microsoft.com/office/word/2006/wordml" xmlns:wps="http://schemas.microsoft.com/office/word/2010/wordprocessingShape" mc:Ignorable="w14 w15 w16se w16cid w16 w16cex w16sdtdh wp14">
+<w:ftr xmlns:wpc="http://schemas.microsoft.com/office/word/2010/wordprocessingCanvas" xmlns:cx="http://schemas.microsoft.com/office/drawing/2014/chartex" xmlns:cx1="http://schemas.microsoft.com/office/drawing/2015/9/8/chartex" xmlns:cx2="http://schemas.microsoft.com/office/drawing/2015/10/21/chartex" xmlns:cx3="http://schemas.microsoft.com/office/drawing/2016/5/9/chartex" xmlns:cx4="http://schemas.microsoft.com/office/drawing/2016/5/10/chartex" xmlns:cx5="http://schemas.microsoft.com/office/drawing/2016/5/11/chartex" xmlns:cx6="http://schemas.microsoft.com/office/drawing/2016/5/12/chartex" xmlns:cx7="http://schemas.microsoft.com/office/drawing/2016/5/13/chartex" xmlns:cx8="http://schemas.microsoft.com/office/drawing/2016/5/14/chartex" xmlns:mc="http://schemas.openxmlformats.org/markup-compatibility/2006" xmlns:aink="http://schemas.microsoft.com/office/drawing/2016/ink" xmlns:am3d="http://schemas.microsoft.com/office/drawing/2017/model3d" xmlns:o="urn:schemas-microsoft-com:office:office" xmlns:oel="http://schemas.microsoft.com/office/2019/extlst" xmlns:r="http://schemas.openxmlformats.org/officeDocument/2006/relationships" xmlns:m="http://schemas.openxmlformats.org/officeDocument/2006/math" xmlns:v="urn:schemas-microsoft-com:vml" xmlns:wp14="http://schemas.microsoft.com/office/word/2010/wordprocessingDrawing" xmlns:wp="http://schemas.openxmlformats.org/drawingml/2006/wordprocessingDrawing" xmlns:w10="urn:schemas-microsoft-com:office:word" xmlns:w="http://schemas.openxmlformats.org/wordprocessingml/2006/main" xmlns:w14="http://schemas.microsoft.com/office/word/2010/wordml" xmlns:w15="http://schemas.microsoft.com/office/word/2012/wordml" xmlns:w16cex="http://schemas.microsoft.com/office/word/2018/wordml/cex" xmlns:w16cid="http://schemas.microsoft.com/office/word/2016/wordml/cid" xmlns:w16="http://schemas.microsoft.com/office/word/2018/wordml" xmlns:w16du="http://schemas.microsoft.com/office/word/2023/wordml/word16du" xmlns:w16sdtdh="http://schemas.microsoft.com/office/word/2020/wordml/sdtdatahash" xmlns:w16sdtfl="http://schemas.microsoft.com/office/word/2024/wordml/sdtformatlock" xmlns:w16se="http://schemas.microsoft.com/office/word/2015/wordml/symex" xmlns:wpg="http://schemas.microsoft.com/office/word/2010/wordprocessingGroup" xmlns:wpi="http://schemas.microsoft.com/office/word/2010/wordprocessingInk" xmlns:wne="http://schemas.microsoft.com/office/word/2006/wordml" xmlns:wps="http://schemas.microsoft.com/office/word/2010/wordprocessingShape" mc:Ignorable="w14 w15 w16se w16cid w16 w16cex w16sdtdh w16sdtfl w16du wp14">
   <w:p>
     <w:pPr>
       <w:pStyle w:val="Footer"/>
@@ -19191,7 +19522,7 @@
 </file>
 
 <file path=word/footnotes.xml><?xml version="1.0" encoding="utf-8"?>
-<w:footnotes xmlns:wpc="http://schemas.microsoft.com/office/word/2010/wordprocessingCanvas" xmlns:cx="http://schemas.microsoft.com/office/drawing/2014/chartex" xmlns:cx1="http://schemas.microsoft.com/office/drawing/2015/9/8/chartex" xmlns:cx2="http://schemas.microsoft.com/office/drawing/2015/10/21/chartex" xmlns:cx3="http://schemas.microsoft.com/office/drawing/2016/5/9/chartex" xmlns:cx4="http://schemas.microsoft.com/office/drawing/2016/5/10/chartex" xmlns:cx5="http://schemas.microsoft.com/office/drawing/2016/5/11/chartex" xmlns:cx6="http://schemas.microsoft.com/office/drawing/2016/5/12/chartex" xmlns:cx7="http://schemas.microsoft.com/office/drawing/2016/5/13/chartex" xmlns:cx8="http://schemas.microsoft.com/office/drawing/2016/5/14/chartex" xmlns:mc="http://schemas.openxmlformats.org/markup-compatibility/2006" xmlns:aink="http://schemas.microsoft.com/office/drawing/2016/ink" xmlns:am3d="http://schemas.microsoft.com/office/drawing/2017/model3d" xmlns:o="urn:schemas-microsoft-com:office:office" xmlns:oel="http://schemas.microsoft.com/office/2019/extlst" xmlns:r="http://schemas.openxmlformats.org/officeDocument/2006/relationships" xmlns:m="http://schemas.openxmlformats.org/officeDocument/2006/math" xmlns:v="urn:schemas-microsoft-com:vml" xmlns:wp14="http://schemas.microsoft.com/office/word/2010/wordprocessingDrawing" xmlns:wp="http://schemas.openxmlformats.org/drawingml/2006/wordprocessingDrawing" xmlns:w10="urn:schemas-microsoft-com:office:word" xmlns:w="http://schemas.openxmlformats.org/wordprocessingml/2006/main" xmlns:w14="http://schemas.microsoft.com/office/word/2010/wordml" xmlns:w15="http://schemas.microsoft.com/office/word/2012/wordml" xmlns:w16cex="http://schemas.microsoft.com/office/word/2018/wordml/cex" xmlns:w16cid="http://schemas.microsoft.com/office/word/2016/wordml/cid" xmlns:w16="http://schemas.microsoft.com/office/word/2018/wordml" xmlns:w16sdtdh="http://schemas.microsoft.com/office/word/2020/wordml/sdtdatahash" xmlns:w16se="http://schemas.microsoft.com/office/word/2015/wordml/symex" xmlns:wpg="http://schemas.microsoft.com/office/word/2010/wordprocessingGroup" xmlns:wpi="http://schemas.microsoft.com/office/word/2010/wordprocessingInk" xmlns:wne="http://schemas.microsoft.com/office/word/2006/wordml" xmlns:wps="http://schemas.microsoft.com/office/word/2010/wordprocessingShape" mc:Ignorable="w14 w15 w16se w16cid w16 w16cex w16sdtdh wp14">
+<w:footnotes xmlns:wpc="http://schemas.microsoft.com/office/word/2010/wordprocessingCanvas" xmlns:cx="http://schemas.microsoft.com/office/drawing/2014/chartex" xmlns:cx1="http://schemas.microsoft.com/office/drawing/2015/9/8/chartex" xmlns:cx2="http://schemas.microsoft.com/office/drawing/2015/10/21/chartex" xmlns:cx3="http://schemas.microsoft.com/office/drawing/2016/5/9/chartex" xmlns:cx4="http://schemas.microsoft.com/office/drawing/2016/5/10/chartex" xmlns:cx5="http://schemas.microsoft.com/office/drawing/2016/5/11/chartex" xmlns:cx6="http://schemas.microsoft.com/office/drawing/2016/5/12/chartex" xmlns:cx7="http://schemas.microsoft.com/office/drawing/2016/5/13/chartex" xmlns:cx8="http://schemas.microsoft.com/office/drawing/2016/5/14/chartex" xmlns:mc="http://schemas.openxmlformats.org/markup-compatibility/2006" xmlns:aink="http://schemas.microsoft.com/office/drawing/2016/ink" xmlns:am3d="http://schemas.microsoft.com/office/drawing/2017/model3d" xmlns:o="urn:schemas-microsoft-com:office:office" xmlns:oel="http://schemas.microsoft.com/office/2019/extlst" xmlns:r="http://schemas.openxmlformats.org/officeDocument/2006/relationships" xmlns:m="http://schemas.openxmlformats.org/officeDocument/2006/math" xmlns:v="urn:schemas-microsoft-com:vml" xmlns:wp14="http://schemas.microsoft.com/office/word/2010/wordprocessingDrawing" xmlns:wp="http://schemas.openxmlformats.org/drawingml/2006/wordprocessingDrawing" xmlns:w10="urn:schemas-microsoft-com:office:word" xmlns:w="http://schemas.openxmlformats.org/wordprocessingml/2006/main" xmlns:w14="http://schemas.microsoft.com/office/word/2010/wordml" xmlns:w15="http://schemas.microsoft.com/office/word/2012/wordml" xmlns:w16cex="http://schemas.microsoft.com/office/word/2018/wordml/cex" xmlns:w16cid="http://schemas.microsoft.com/office/word/2016/wordml/cid" xmlns:w16="http://schemas.microsoft.com/office/word/2018/wordml" xmlns:w16du="http://schemas.microsoft.com/office/word/2023/wordml/word16du" xmlns:w16sdtdh="http://schemas.microsoft.com/office/word/2020/wordml/sdtdatahash" xmlns:w16sdtfl="http://schemas.microsoft.com/office/word/2024/wordml/sdtformatlock" xmlns:w16se="http://schemas.microsoft.com/office/word/2015/wordml/symex" xmlns:wpg="http://schemas.microsoft.com/office/word/2010/wordprocessingGroup" xmlns:wpi="http://schemas.microsoft.com/office/word/2010/wordprocessingInk" xmlns:wne="http://schemas.microsoft.com/office/word/2006/wordml" xmlns:wps="http://schemas.microsoft.com/office/word/2010/wordprocessingShape" mc:Ignorable="w14 w15 w16se w16cid w16 w16cex w16sdtdh w16sdtfl w16du wp14">
   <w:footnote w:type="separator" w:id="-1">
     <w:p>
       <w:pPr>
@@ -19216,7 +19547,7 @@
 </file>
 
 <file path=word/header1.xml><?xml version="1.0" encoding="utf-8"?>
-<w:hdr xmlns:wpc="http://schemas.microsoft.com/office/word/2010/wordprocessingCanvas" xmlns:cx="http://schemas.microsoft.com/office/drawing/2014/chartex" xmlns:cx1="http://schemas.microsoft.com/office/drawing/2015/9/8/chartex" xmlns:cx2="http://schemas.microsoft.com/office/drawing/2015/10/21/chartex" xmlns:cx3="http://schemas.microsoft.com/office/drawing/2016/5/9/chartex" xmlns:cx4="http://schemas.microsoft.com/office/drawing/2016/5/10/chartex" xmlns:cx5="http://schemas.microsoft.com/office/drawing/2016/5/11/chartex" xmlns:cx6="http://schemas.microsoft.com/office/drawing/2016/5/12/chartex" xmlns:cx7="http://schemas.microsoft.com/office/drawing/2016/5/13/chartex" xmlns:cx8="http://schemas.microsoft.com/office/drawing/2016/5/14/chartex" xmlns:mc="http://schemas.openxmlformats.org/markup-compatibility/2006" xmlns:aink="http://schemas.microsoft.com/office/drawing/2016/ink" xmlns:am3d="http://schemas.microsoft.com/office/drawing/2017/model3d" xmlns:o="urn:schemas-microsoft-com:office:office" xmlns:oel="http://schemas.microsoft.com/office/2019/extlst" xmlns:r="http://schemas.openxmlformats.org/officeDocument/2006/relationships" xmlns:m="http://schemas.openxmlformats.org/officeDocument/2006/math" xmlns:v="urn:schemas-microsoft-com:vml" xmlns:wp14="http://schemas.microsoft.com/office/word/2010/wordprocessingDrawing" xmlns:wp="http://schemas.openxmlformats.org/drawingml/2006/wordprocessingDrawing" xmlns:w10="urn:schemas-microsoft-com:office:word" xmlns:w="http://schemas.openxmlformats.org/wordprocessingml/2006/main" xmlns:w14="http://schemas.microsoft.com/office/word/2010/wordml" xmlns:w15="http://schemas.microsoft.com/office/word/2012/wordml" xmlns:w16cex="http://schemas.microsoft.com/office/word/2018/wordml/cex" xmlns:w16cid="http://schemas.microsoft.com/office/word/2016/wordml/cid" xmlns:w16="http://schemas.microsoft.com/office/word/2018/wordml" xmlns:w16sdtdh="http://schemas.microsoft.com/office/word/2020/wordml/sdtdatahash" xmlns:w16se="http://schemas.microsoft.com/office/word/2015/wordml/symex" xmlns:wpg="http://schemas.microsoft.com/office/word/2010/wordprocessingGroup" xmlns:wpi="http://schemas.microsoft.com/office/word/2010/wordprocessingInk" xmlns:wne="http://schemas.microsoft.com/office/word/2006/wordml" xmlns:wps="http://schemas.microsoft.com/office/word/2010/wordprocessingShape" mc:Ignorable="w14 w15 w16se w16cid w16 w16cex w16sdtdh wp14">
+<w:hdr xmlns:wpc="http://schemas.microsoft.com/office/word/2010/wordprocessingCanvas" xmlns:cx="http://schemas.microsoft.com/office/drawing/2014/chartex" xmlns:cx1="http://schemas.microsoft.com/office/drawing/2015/9/8/chartex" xmlns:cx2="http://schemas.microsoft.com/office/drawing/2015/10/21/chartex" xmlns:cx3="http://schemas.microsoft.com/office/drawing/2016/5/9/chartex" xmlns:cx4="http://schemas.microsoft.com/office/drawing/2016/5/10/chartex" xmlns:cx5="http://schemas.microsoft.com/office/drawing/2016/5/11/chartex" xmlns:cx6="http://schemas.microsoft.com/office/drawing/2016/5/12/chartex" xmlns:cx7="http://schemas.microsoft.com/office/drawing/2016/5/13/chartex" xmlns:cx8="http://schemas.microsoft.com/office/drawing/2016/5/14/chartex" xmlns:mc="http://schemas.openxmlformats.org/markup-compatibility/2006" xmlns:aink="http://schemas.microsoft.com/office/drawing/2016/ink" xmlns:am3d="http://schemas.microsoft.com/office/drawing/2017/model3d" xmlns:o="urn:schemas-microsoft-com:office:office" xmlns:oel="http://schemas.microsoft.com/office/2019/extlst" xmlns:r="http://schemas.openxmlformats.org/officeDocument/2006/relationships" xmlns:m="http://schemas.openxmlformats.org/officeDocument/2006/math" xmlns:v="urn:schemas-microsoft-com:vml" xmlns:wp14="http://schemas.microsoft.com/office/word/2010/wordprocessingDrawing" xmlns:wp="http://schemas.openxmlformats.org/drawingml/2006/wordprocessingDrawing" xmlns:w10="urn:schemas-microsoft-com:office:word" xmlns:w="http://schemas.openxmlformats.org/wordprocessingml/2006/main" xmlns:w14="http://schemas.microsoft.com/office/word/2010/wordml" xmlns:w15="http://schemas.microsoft.com/office/word/2012/wordml" xmlns:w16cex="http://schemas.microsoft.com/office/word/2018/wordml/cex" xmlns:w16cid="http://schemas.microsoft.com/office/word/2016/wordml/cid" xmlns:w16="http://schemas.microsoft.com/office/word/2018/wordml" xmlns:w16du="http://schemas.microsoft.com/office/word/2023/wordml/word16du" xmlns:w16sdtdh="http://schemas.microsoft.com/office/word/2020/wordml/sdtdatahash" xmlns:w16sdtfl="http://schemas.microsoft.com/office/word/2024/wordml/sdtformatlock" xmlns:w16se="http://schemas.microsoft.com/office/word/2015/wordml/symex" xmlns:wpg="http://schemas.microsoft.com/office/word/2010/wordprocessingGroup" xmlns:wpi="http://schemas.microsoft.com/office/word/2010/wordprocessingInk" xmlns:wne="http://schemas.microsoft.com/office/word/2006/wordml" xmlns:wps="http://schemas.microsoft.com/office/word/2010/wordprocessingShape" mc:Ignorable="w14 w15 w16se w16cid w16 w16cex w16sdtdh w16sdtfl w16du wp14">
   <w:p>
     <w:pPr>
       <w:pStyle w:val="Header"/>
@@ -19237,7 +19568,7 @@
 </file>
 
 <file path=word/header2.xml><?xml version="1.0" encoding="utf-8"?>
-<w:hdr xmlns:wpc="http://schemas.microsoft.com/office/word/2010/wordprocessingCanvas" xmlns:cx="http://schemas.microsoft.com/office/drawing/2014/chartex" xmlns:cx1="http://schemas.microsoft.com/office/drawing/2015/9/8/chartex" xmlns:cx2="http://schemas.microsoft.com/office/drawing/2015/10/21/chartex" xmlns:cx3="http://schemas.microsoft.com/office/drawing/2016/5/9/chartex" xmlns:cx4="http://schemas.microsoft.com/office/drawing/2016/5/10/chartex" xmlns:cx5="http://schemas.microsoft.com/office/drawing/2016/5/11/chartex" xmlns:cx6="http://schemas.microsoft.com/office/drawing/2016/5/12/chartex" xmlns:cx7="http://schemas.microsoft.com/office/drawing/2016/5/13/chartex" xmlns:cx8="http://schemas.microsoft.com/office/drawing/2016/5/14/chartex" xmlns:mc="http://schemas.openxmlformats.org/markup-compatibility/2006" xmlns:aink="http://schemas.microsoft.com/office/drawing/2016/ink" xmlns:am3d="http://schemas.microsoft.com/office/drawing/2017/model3d" xmlns:o="urn:schemas-microsoft-com:office:office" xmlns:oel="http://schemas.microsoft.com/office/2019/extlst" xmlns:r="http://schemas.openxmlformats.org/officeDocument/2006/relationships" xmlns:m="http://schemas.openxmlformats.org/officeDocument/2006/math" xmlns:v="urn:schemas-microsoft-com:vml" xmlns:wp14="http://schemas.microsoft.com/office/word/2010/wordprocessingDrawing" xmlns:wp="http://schemas.openxmlformats.org/drawingml/2006/wordprocessingDrawing" xmlns:w10="urn:schemas-microsoft-com:office:word" xmlns:w="http://schemas.openxmlformats.org/wordprocessingml/2006/main" xmlns:w14="http://schemas.microsoft.com/office/word/2010/wordml" xmlns:w15="http://schemas.microsoft.com/office/word/2012/wordml" xmlns:w16cex="http://schemas.microsoft.com/office/word/2018/wordml/cex" xmlns:w16cid="http://schemas.microsoft.com/office/word/2016/wordml/cid" xmlns:w16="http://schemas.microsoft.com/office/word/2018/wordml" xmlns:w16sdtdh="http://schemas.microsoft.com/office/word/2020/wordml/sdtdatahash" xmlns:w16se="http://schemas.microsoft.com/office/word/2015/wordml/symex" xmlns:wpg="http://schemas.microsoft.com/office/word/2010/wordprocessingGroup" xmlns:wpi="http://schemas.microsoft.com/office/word/2010/wordprocessingInk" xmlns:wne="http://schemas.microsoft.com/office/word/2006/wordml" xmlns:wps="http://schemas.microsoft.com/office/word/2010/wordprocessingShape" mc:Ignorable="w14 w15 w16se w16cid w16 w16cex w16sdtdh wp14">
+<w:hdr xmlns:wpc="http://schemas.microsoft.com/office/word/2010/wordprocessingCanvas" xmlns:cx="http://schemas.microsoft.com/office/drawing/2014/chartex" xmlns:cx1="http://schemas.microsoft.com/office/drawing/2015/9/8/chartex" xmlns:cx2="http://schemas.microsoft.com/office/drawing/2015/10/21/chartex" xmlns:cx3="http://schemas.microsoft.com/office/drawing/2016/5/9/chartex" xmlns:cx4="http://schemas.microsoft.com/office/drawing/2016/5/10/chartex" xmlns:cx5="http://schemas.microsoft.com/office/drawing/2016/5/11/chartex" xmlns:cx6="http://schemas.microsoft.com/office/drawing/2016/5/12/chartex" xmlns:cx7="http://schemas.microsoft.com/office/drawing/2016/5/13/chartex" xmlns:cx8="http://schemas.microsoft.com/office/drawing/2016/5/14/chartex" xmlns:mc="http://schemas.openxmlformats.org/markup-compatibility/2006" xmlns:aink="http://schemas.microsoft.com/office/drawing/2016/ink" xmlns:am3d="http://schemas.microsoft.com/office/drawing/2017/model3d" xmlns:o="urn:schemas-microsoft-com:office:office" xmlns:oel="http://schemas.microsoft.com/office/2019/extlst" xmlns:r="http://schemas.openxmlformats.org/officeDocument/2006/relationships" xmlns:m="http://schemas.openxmlformats.org/officeDocument/2006/math" xmlns:v="urn:schemas-microsoft-com:vml" xmlns:wp14="http://schemas.microsoft.com/office/word/2010/wordprocessingDrawing" xmlns:wp="http://schemas.openxmlformats.org/drawingml/2006/wordprocessingDrawing" xmlns:w10="urn:schemas-microsoft-com:office:word" xmlns:w="http://schemas.openxmlformats.org/wordprocessingml/2006/main" xmlns:w14="http://schemas.microsoft.com/office/word/2010/wordml" xmlns:w15="http://schemas.microsoft.com/office/word/2012/wordml" xmlns:w16cex="http://schemas.microsoft.com/office/word/2018/wordml/cex" xmlns:w16cid="http://schemas.microsoft.com/office/word/2016/wordml/cid" xmlns:w16="http://schemas.microsoft.com/office/word/2018/wordml" xmlns:w16du="http://schemas.microsoft.com/office/word/2023/wordml/word16du" xmlns:w16sdtdh="http://schemas.microsoft.com/office/word/2020/wordml/sdtdatahash" xmlns:w16sdtfl="http://schemas.microsoft.com/office/word/2024/wordml/sdtformatlock" xmlns:w16se="http://schemas.microsoft.com/office/word/2015/wordml/symex" xmlns:wpg="http://schemas.microsoft.com/office/word/2010/wordprocessingGroup" xmlns:wpi="http://schemas.microsoft.com/office/word/2010/wordprocessingInk" xmlns:wne="http://schemas.microsoft.com/office/word/2006/wordml" xmlns:wps="http://schemas.microsoft.com/office/word/2010/wordprocessingShape" mc:Ignorable="w14 w15 w16se w16cid w16 w16cex w16sdtdh w16sdtfl w16du wp14">
   <w:p>
     <w:pPr>
       <w:pStyle w:val="Header"/>
@@ -19250,7 +19581,7 @@
 </file>
 
 <file path=word/header3.xml><?xml version="1.0" encoding="utf-8"?>
-<w:hdr xmlns:wpc="http://schemas.microsoft.com/office/word/2010/wordprocessingCanvas" xmlns:cx="http://schemas.microsoft.com/office/drawing/2014/chartex" xmlns:cx1="http://schemas.microsoft.com/office/drawing/2015/9/8/chartex" xmlns:cx2="http://schemas.microsoft.com/office/drawing/2015/10/21/chartex" xmlns:cx3="http://schemas.microsoft.com/office/drawing/2016/5/9/chartex" xmlns:cx4="http://schemas.microsoft.com/office/drawing/2016/5/10/chartex" xmlns:cx5="http://schemas.microsoft.com/office/drawing/2016/5/11/chartex" xmlns:cx6="http://schemas.microsoft.com/office/drawing/2016/5/12/chartex" xmlns:cx7="http://schemas.microsoft.com/office/drawing/2016/5/13/chartex" xmlns:cx8="http://schemas.microsoft.com/office/drawing/2016/5/14/chartex" xmlns:mc="http://schemas.openxmlformats.org/markup-compatibility/2006" xmlns:aink="http://schemas.microsoft.com/office/drawing/2016/ink" xmlns:am3d="http://schemas.microsoft.com/office/drawing/2017/model3d" xmlns:o="urn:schemas-microsoft-com:office:office" xmlns:oel="http://schemas.microsoft.com/office/2019/extlst" xmlns:r="http://schemas.openxmlformats.org/officeDocument/2006/relationships" xmlns:m="http://schemas.openxmlformats.org/officeDocument/2006/math" xmlns:v="urn:schemas-microsoft-com:vml" xmlns:wp14="http://schemas.microsoft.com/office/word/2010/wordprocessingDrawing" xmlns:wp="http://schemas.openxmlformats.org/drawingml/2006/wordprocessingDrawing" xmlns:w10="urn:schemas-microsoft-com:office:word" xmlns:w="http://schemas.openxmlformats.org/wordprocessingml/2006/main" xmlns:w14="http://schemas.microsoft.com/office/word/2010/wordml" xmlns:w15="http://schemas.microsoft.com/office/word/2012/wordml" xmlns:w16cex="http://schemas.microsoft.com/office/word/2018/wordml/cex" xmlns:w16cid="http://schemas.microsoft.com/office/word/2016/wordml/cid" xmlns:w16="http://schemas.microsoft.com/office/word/2018/wordml" xmlns:w16sdtdh="http://schemas.microsoft.com/office/word/2020/wordml/sdtdatahash" xmlns:w16se="http://schemas.microsoft.com/office/word/2015/wordml/symex" xmlns:wpg="http://schemas.microsoft.com/office/word/2010/wordprocessingGroup" xmlns:wpi="http://schemas.microsoft.com/office/word/2010/wordprocessingInk" xmlns:wne="http://schemas.microsoft.com/office/word/2006/wordml" xmlns:wps="http://schemas.microsoft.com/office/word/2010/wordprocessingShape" mc:Ignorable="w14 w15 w16se w16cid w16 w16cex w16sdtdh wp14">
+<w:hdr xmlns:wpc="http://schemas.microsoft.com/office/word/2010/wordprocessingCanvas" xmlns:cx="http://schemas.microsoft.com/office/drawing/2014/chartex" xmlns:cx1="http://schemas.microsoft.com/office/drawing/2015/9/8/chartex" xmlns:cx2="http://schemas.microsoft.com/office/drawing/2015/10/21/chartex" xmlns:cx3="http://schemas.microsoft.com/office/drawing/2016/5/9/chartex" xmlns:cx4="http://schemas.microsoft.com/office/drawing/2016/5/10/chartex" xmlns:cx5="http://schemas.microsoft.com/office/drawing/2016/5/11/chartex" xmlns:cx6="http://schemas.microsoft.com/office/drawing/2016/5/12/chartex" xmlns:cx7="http://schemas.microsoft.com/office/drawing/2016/5/13/chartex" xmlns:cx8="http://schemas.microsoft.com/office/drawing/2016/5/14/chartex" xmlns:mc="http://schemas.openxmlformats.org/markup-compatibility/2006" xmlns:aink="http://schemas.microsoft.com/office/drawing/2016/ink" xmlns:am3d="http://schemas.microsoft.com/office/drawing/2017/model3d" xmlns:o="urn:schemas-microsoft-com:office:office" xmlns:oel="http://schemas.microsoft.com/office/2019/extlst" xmlns:r="http://schemas.openxmlformats.org/officeDocument/2006/relationships" xmlns:m="http://schemas.openxmlformats.org/officeDocument/2006/math" xmlns:v="urn:schemas-microsoft-com:vml" xmlns:wp14="http://schemas.microsoft.com/office/word/2010/wordprocessingDrawing" xmlns:wp="http://schemas.openxmlformats.org/drawingml/2006/wordprocessingDrawing" xmlns:w10="urn:schemas-microsoft-com:office:word" xmlns:w="http://schemas.openxmlformats.org/wordprocessingml/2006/main" xmlns:w14="http://schemas.microsoft.com/office/word/2010/wordml" xmlns:w15="http://schemas.microsoft.com/office/word/2012/wordml" xmlns:w16cex="http://schemas.microsoft.com/office/word/2018/wordml/cex" xmlns:w16cid="http://schemas.microsoft.com/office/word/2016/wordml/cid" xmlns:w16="http://schemas.microsoft.com/office/word/2018/wordml" xmlns:w16du="http://schemas.microsoft.com/office/word/2023/wordml/word16du" xmlns:w16sdtdh="http://schemas.microsoft.com/office/word/2020/wordml/sdtdatahash" xmlns:w16sdtfl="http://schemas.microsoft.com/office/word/2024/wordml/sdtformatlock" xmlns:w16se="http://schemas.microsoft.com/office/word/2015/wordml/symex" xmlns:wpg="http://schemas.microsoft.com/office/word/2010/wordprocessingGroup" xmlns:wpi="http://schemas.microsoft.com/office/word/2010/wordprocessingInk" xmlns:wne="http://schemas.microsoft.com/office/word/2006/wordml" xmlns:wps="http://schemas.microsoft.com/office/word/2010/wordprocessingShape" mc:Ignorable="w14 w15 w16se w16cid w16 w16cex w16sdtdh w16sdtfl w16du wp14">
   <w:p>
     <w:pPr>
       <w:pStyle w:val="Header"/>
@@ -19260,7 +19591,7 @@
 </file>
 
 <file path=word/styles.xml><?xml version="1.0" encoding="utf-8"?>
-<w:styles xmlns:mc="http://schemas.openxmlformats.org/markup-compatibility/2006" xmlns:r="http://schemas.openxmlformats.org/officeDocument/2006/relationships" xmlns:w="http://schemas.openxmlformats.org/wordprocessingml/2006/main" xmlns:w14="http://schemas.microsoft.com/office/word/2010/wordml" xmlns:w15="http://schemas.microsoft.com/office/word/2012/wordml" xmlns:w16cex="http://schemas.microsoft.com/office/word/2018/wordml/cex" xmlns:w16cid="http://schemas.microsoft.com/office/word/2016/wordml/cid" xmlns:w16="http://schemas.microsoft.com/office/word/2018/wordml" xmlns:w16sdtdh="http://schemas.microsoft.com/office/word/2020/wordml/sdtdatahash" xmlns:w16se="http://schemas.microsoft.com/office/word/2015/wordml/symex" mc:Ignorable="w14 w15 w16se w16cid w16 w16cex w16sdtdh">
+<w:styles xmlns:mc="http://schemas.openxmlformats.org/markup-compatibility/2006" xmlns:r="http://schemas.openxmlformats.org/officeDocument/2006/relationships" xmlns:w="http://schemas.openxmlformats.org/wordprocessingml/2006/main" xmlns:w14="http://schemas.microsoft.com/office/word/2010/wordml" xmlns:w15="http://schemas.microsoft.com/office/word/2012/wordml" xmlns:w16cex="http://schemas.microsoft.com/office/word/2018/wordml/cex" xmlns:w16cid="http://schemas.microsoft.com/office/word/2016/wordml/cid" xmlns:w16="http://schemas.microsoft.com/office/word/2018/wordml" xmlns:w16du="http://schemas.microsoft.com/office/word/2023/wordml/word16du" xmlns:w16sdtdh="http://schemas.microsoft.com/office/word/2020/wordml/sdtdatahash" xmlns:w16sdtfl="http://schemas.microsoft.com/office/word/2024/wordml/sdtformatlock" xmlns:w16se="http://schemas.microsoft.com/office/word/2015/wordml/symex" mc:Ignorable="w14 w15 w16se w16cid w16 w16cex w16sdtdh w16sdtfl w16du">
   <w:docDefaults>
     <w:rPrDefault>
       <w:rPr>
